--- a/paper/Highlights.docx
+++ b/paper/Highlights.docx
@@ -39,7 +39,7 @@
         <w:pStyle w:val="ListBullet"/>
       </w:pPr>
       <w:r>
-        <w:t>Resolving a 0.05 increment needs ~70-100 fault versions, 0.02 needs ~100-150</w:t>
+        <w:t>Resolving a 0.05 half-width needs ~100-150 fault versions, 0.02 needs ~200-300</w:t>
       </w:r>
     </w:p>
     <w:sectPr>
@@ -944,6 +944,10 @@
       </w:numPr>
       <w:contextualSpacing/>
     </w:pPr>
+    <w:rPr>
+      <w:rFonts w:ascii="Times New Roman" w:hAnsi="Times New Roman"/>
+      <w:sz w:val="24"/>
+    </w:rPr>
   </w:style>
   <w:style w:type="paragraph" w:styleId="ListBullet2">
     <w:name w:val="List Bullet 2"/>
